--- a/deliverables/TECHNICAL_REPORT.docx
+++ b/deliverables/TECHNICAL_REPORT.docx
@@ -1564,7 +1564,7 @@
     </w:p>
     <w:p>
       <w:r>
-        <w:t>Public routes provide health, configuration and authentication. Authenticated routes provide wallet proof, balances, paginated activity, analytics and CSV export. Customers see only their own journal. Administrators see all recorded accounts including emails. Auditors see cross-account wallet evidence and the audit trail but no emails; the API rejects their receipt imports. Auditor identity linking and logout remain permitted. Contract custody permissions remain independent of application roles.</w:t>
+        <w:t>Public routes provide health, configuration and authentication. Authenticated routes provide wallet proof, balances, paginated activity, analytics and CSV export. Customers see only their own journal. Administrators see all recorded accounts including emails. Auditors see cross-account wallet evidence and the audit trail but no emails; the API rejects their receipt imports. Admins can recover a linked customer’s receipt, with ownership resolved from the verified event. Auditor identity linking and logout remain permitted. Contract custody permissions remain independent of application roles.</w:t>
       </w:r>
     </w:p>
     <w:p>
@@ -2090,7 +2090,7 @@
     </w:p>
     <w:p>
       <w:r>
-        <w:t>The interface uses responsive CSS, labels, focus styles, status messages and a chart data table. Actions first estimate gas and show a fee cap with a 20% gas buffer; an explicit button then opens wallet signing. Quotes expire after 60 seconds and are invalidated by amount, account or chain changes. The signer and network are rechecked after prompts. A local browser test exercises the main flow and 390-pixel layout; real MetaMask, screen-reader and public-host checks remain separate.</w:t>
+        <w:t>The interface uses responsive CSS, labels, focus styles, status messages and a chart data table. Actions first estimate gas and show a fee cap with a 20% buffer plus a 30,000-unit timing allowance; an explicit button then opens wallet signing. Quotes expire after 60 seconds and are invalidated by amount, account or chain changes. The signer and network are rechecked after prompts. A local browser test exercises the main flow and 390-pixel layout; real MetaMask, screen-reader and public-host checks remain separate.</w:t>
       </w:r>
     </w:p>
     <w:p>
@@ -2590,7 +2590,7 @@
     </w:p>
     <w:p>
       <w:r>
-        <w:t>The Python suite has 16 test cases, including Node-hash compatibility, additive migration, sessions, invitation escalation, replay/expiry, wallet uniqueness, seeded cross-account isolation, auditor read-only access, CSV formula safety, exact wei aggregation, receipt decoding and rejected receipt scenarios. Three local EVM tests cover funded accounting, an empty-reserve principal withdrawal, and top-up/partial-withdrawal accrual. The Chromium/local-EVM script separately exercises the actual Python API, wallet proof, fee preview, confirmed imports, chart/filter/export and auditor workspace; the wallet is simulated.</w:t>
+        <w:t>The Python suite has 19 test cases, including Node-hash compatibility, additive migration, sessions, invitation escalation, replay/expiry, wallet uniqueness, seeded cross-account isolation, auditor read-only access, CSV formula safety, exact wei aggregation, receipt decoding and rejected receipt scenarios. Three local EVM tests cover funded accounting, an empty-reserve principal withdrawal, and top-up/partial-withdrawal accrual. The Chromium/local-EVM script separately exercises the actual Python API, wallet proof, fee preview, confirmed imports, chart/filter/export and auditor workspace; the wallet is simulated.</w:t>
       </w:r>
     </w:p>
     <w:p>
@@ -2688,7 +2688,7 @@
     </w:p>
     <w:p>
       <w:r>
-        <w:t>The frontend now estimates gas through the connected wallet provider, fetches fee data, applies a 20% gas-limit buffer and displays a maximum network fee before signature. It checks the wallet balance against deposit value plus that cap. Confirmation preserves the previewed amount, destination and fee bounds, rechecks wallet/network and rejects expired quotes. Claim interest can grow slightly before execution; the quote labels it as all accrued interest. MetaMask still provides final user authorisation.</w:t>
+        <w:t>The frontend now estimates gas through the connected wallet provider, fetches fee data, applies a 20% gas-limit buffer plus a 30,000-unit timing allowance and displays a maximum network fee before signature. It checks the wallet balance against deposit value plus that cap. Confirmation preserves the previewed amount, destination and fee bounds, rechecks wallet/network and rejects expired quotes. Claim interest can grow slightly before execution; the quote labels it as all accrued interest. MetaMask still provides final user authorisation.</w:t>
       </w:r>
     </w:p>
     <w:p>
@@ -2871,7 +2871,7 @@
               <w:rPr>
                 <w:sz w:val="16"/>
               </w:rPr>
-              <w:t>Not supplied or verified</w:t>
+              <w:t>saving-sepolia.onrender.com health/config checked; v2.1 update pending</w:t>
             </w:r>
           </w:p>
         </w:tc>
@@ -2905,7 +2905,7 @@
               <w:rPr>
                 <w:sz w:val="16"/>
               </w:rPr>
-              <w:t>Not supplied or verified</w:t>
+              <w:t>Contract address and deposit verified; creation hash pending</w:t>
             </w:r>
           </w:p>
         </w:tc>
